--- a/article/docs/01-machine-learning.docx
+++ b/article/docs/01-machine-learning.docx
@@ -1784,7 +1784,7 @@
         <w:pStyle w:val="Normal"/>
       </w:pPr>
       <w:r>
-        <w:t xml:space="preserve">One dependency-join problem requires 7 + max(11, 17) + 6 + 12 + 4 = 46 minutes against a 43-minute limit. Its archived output states the same duration and negative feasibility verdict as the oracle, but uses “does not meet the limit” where the oracle uses “is not feasible” and adds an explanatory sentence. This is a representational mismatch with direct computational evidence, rather than a reason to accept arbitrary paraphrases without checking them.</w:t>
+        <w:t xml:space="preserve">One archived dependency-join circuit computes 7 + max(11, 17) + 6 + 12 + 4 = 46 minutes against its compiled 43-minute limit. Its output states the same duration and negative feasibility verdict as the oracle, but uses “does not meet the limit” where the oracle uses “is not feasible” and adds an explanatory sentence. This is a representational mismatch supported by the saved computation, rather than a reason to accept arbitrary paraphrases without checking them.</w:t>
       </w:r>
     </w:p>
     <w:p>
@@ -1970,6 +1970,7 @@
     <w:p>
       <w:pPr>
         <w:pStyle w:val="Reference"/>
+        <w:keepNext/>
       </w:pPr>
       <w:r>
         <w:t xml:space="preserve">Chen, W., Ma, X., Wang, X., &amp; Cohen, W. W. (2023). Program of Thoughts Prompting: Disentangling Computation from Reasoning for Numerical Reasoning Tasks. </w:t>
@@ -1999,6 +2000,37 @@
     <w:p>
       <w:pPr>
         <w:pStyle w:val="Reference"/>
+        <w:keepNext/>
+      </w:pPr>
+      <w:r>
+        <w:t xml:space="preserve">de Moura, L., &amp; Bjørner, N. (2008). Z3: An Efficient SMT Solver. </w:t>
+      </w:r>
+      <w:r>
+        <w:rPr>
+          <w:i/>
+        </w:rPr>
+        <w:t xml:space="preserve">Tools and Algorithms for the Construction and Analysis of Systems</w:t>
+      </w:r>
+      <w:r>
+        <w:t xml:space="preserve">, Lecture Notes in Computer Science, 4963, 337-340. </w:t>
+      </w:r>
+      <w:hyperlink r:id="link2">
+        <w:r>
+          <w:rPr>
+            <w:color w:val="174F79"/>
+            <w:u w:val="single"/>
+          </w:rPr>
+          <w:t xml:space="preserve">https://doi.org/10.1007/978-3-540-78800-3_24</w:t>
+        </w:r>
+      </w:hyperlink>
+      <w:r>
+        <w:t xml:space="preserve"/>
+      </w:r>
+    </w:p>
+    <w:p>
+      <w:pPr>
+        <w:pStyle w:val="Reference"/>
+        <w:keepNext/>
       </w:pPr>
       <w:r>
         <w:t xml:space="preserve">Dwork, C., Feldman, V., Hardt, M., Pitassi, T., Reingold, O., &amp; Roth, A. (2015). The reusable holdout: Preserving validity in adaptive data analysis. </w:t>
@@ -2012,7 +2044,7 @@
       <w:r>
         <w:t xml:space="preserve">, 349(6248), 636-638. </w:t>
       </w:r>
-      <w:hyperlink r:id="link2">
+      <w:hyperlink r:id="link3">
         <w:r>
           <w:rPr>
             <w:color w:val="174F79"/>
@@ -2028,6 +2060,7 @@
     <w:p>
       <w:pPr>
         <w:pStyle w:val="Reference"/>
+        <w:keepNext/>
       </w:pPr>
       <w:r>
         <w:t xml:space="preserve">Ellis, K., Wong, C., Nye, M., Sablé-Meyer, M., Morales, L., Hewitt, L., Cary, L., Solar-Lezama, A., &amp; Tenenbaum, J. B. (2021). DreamCoder: bootstrapping inductive program synthesis with wake-sleep library learning. </w:t>
@@ -2041,7 +2074,7 @@
       <w:r>
         <w:t xml:space="preserve">, 835-850. </w:t>
       </w:r>
-      <w:hyperlink r:id="link3">
+      <w:hyperlink r:id="link4">
         <w:r>
           <w:rPr>
             <w:color w:val="174F79"/>
@@ -2057,6 +2090,7 @@
     <w:p>
       <w:pPr>
         <w:pStyle w:val="Reference"/>
+        <w:keepNext/>
       </w:pPr>
       <w:r>
         <w:t xml:space="preserve">Gao, L., Madaan, A., Zhou, S., Alon, U., Liu, P., Yang, Y., Callan, J., &amp; Neubig, G. (2023). PAL: Program-aided Language Models. </w:t>
@@ -2070,7 +2104,7 @@
       <w:r>
         <w:t xml:space="preserve">, 202, 10764-10799. </w:t>
       </w:r>
-      <w:hyperlink r:id="link4">
+      <w:hyperlink r:id="link5">
         <w:r>
           <w:rPr>
             <w:color w:val="174F79"/>
@@ -2086,6 +2120,7 @@
     <w:p>
       <w:pPr>
         <w:pStyle w:val="Reference"/>
+        <w:keepNext/>
       </w:pPr>
       <w:r>
         <w:t xml:space="preserve">Gulwani, S., Polozov, O., &amp; Singh, R. (2017). Program Synthesis. </w:t>
@@ -2099,7 +2134,7 @@
       <w:r>
         <w:t xml:space="preserve">, 4(1-2), 1-119. </w:t>
       </w:r>
-      <w:hyperlink r:id="link5">
+      <w:hyperlink r:id="link6">
         <w:r>
           <w:rPr>
             <w:color w:val="174F79"/>
@@ -2115,6 +2150,7 @@
     <w:p>
       <w:pPr>
         <w:pStyle w:val="Reference"/>
+        <w:keepNext/>
       </w:pPr>
       <w:r>
         <w:t xml:space="preserve">Lake, B., &amp; Baroni, M. (2018). Generalization without Systematicity: On the Compositional Skills of Sequence-to-Sequence Recurrent Networks. </w:t>
@@ -2128,7 +2164,7 @@
       <w:r>
         <w:t xml:space="preserve">, 80, 2873-2882. </w:t>
       </w:r>
-      <w:hyperlink r:id="link6">
+      <w:hyperlink r:id="link7">
         <w:r>
           <w:rPr>
             <w:color w:val="174F79"/>
@@ -2144,35 +2180,7 @@
     <w:p>
       <w:pPr>
         <w:pStyle w:val="Reference"/>
-      </w:pPr>
-      <w:r>
-        <w:t xml:space="preserve">de Moura, L., &amp; Bjørner, N. (2008). Z3: An Efficient SMT Solver. </w:t>
-      </w:r>
-      <w:r>
-        <w:rPr>
-          <w:i/>
-        </w:rPr>
-        <w:t xml:space="preserve">Tools and Algorithms for the Construction and Analysis of Systems</w:t>
-      </w:r>
-      <w:r>
-        <w:t xml:space="preserve">, Lecture Notes in Computer Science, 4963, 337-340. </w:t>
-      </w:r>
-      <w:hyperlink r:id="link7">
-        <w:r>
-          <w:rPr>
-            <w:color w:val="174F79"/>
-            <w:u w:val="single"/>
-          </w:rPr>
-          <w:t xml:space="preserve">https://doi.org/10.1007/978-3-540-78800-3_24</w:t>
-        </w:r>
-      </w:hyperlink>
-      <w:r>
-        <w:t xml:space="preserve"/>
-      </w:r>
-    </w:p>
-    <w:p>
-      <w:pPr>
-        <w:pStyle w:val="Reference"/>
+        <w:keepNext/>
       </w:pPr>
       <w:r>
         <w:t xml:space="preserve">Qwen. (n.d.-a). </w:t>
@@ -2202,6 +2210,7 @@
     <w:p>
       <w:pPr>
         <w:pStyle w:val="Reference"/>
+        <w:keepNext/>
       </w:pPr>
       <w:r>
         <w:t xml:space="preserve">Qwen. (n.d.-b). </w:t>
@@ -2231,6 +2240,7 @@
     <w:p>
       <w:pPr>
         <w:pStyle w:val="Reference"/>
+        <w:keepNext/>
       </w:pPr>
       <w:r>
         <w:t xml:space="preserve">Qwen. (n.d.-c). </w:t>
@@ -2260,6 +2270,7 @@
     <w:p>
       <w:pPr>
         <w:pStyle w:val="Reference"/>
+        <w:keepNext/>
       </w:pPr>
       <w:r>
         <w:t xml:space="preserve">Sandve, G. K., Nekrutenko, A., Taylor, J., &amp; Hovig, E. (2013). Ten Simple Rules for Reproducible Computational Research. </w:t>
@@ -2464,7 +2475,8 @@
     <w:basedOn w:val="Normal"/>
     <w:pPr>
       <w:ind w:left="260" w:hanging="260"/>
-      <w:spacing w:after="120"/>
+      <w:keepLines/>
+      <w:spacing w:after="80" w:line="240" w:lineRule="auto"/>
       <w:jc w:val="left"/>
     </w:pPr>
     <w:rPr>
